--- a/session-ma/2 КИС (Цветкова Ирина Николаевна)/Соколов Ик-731 Реферат.docx
+++ b/session-ma/2 КИС (Цветкова Ирина Николаевна)/Соколов Ик-731 Реферат.docx
@@ -243,7 +243,6 @@
         </w:rPr>
         <w:t xml:space="preserve">на тему: Возникновение и развитие отечественного делопроизводства. </w:t>
       </w:r>
-      <w:proofErr w:type="spellStart"/>
       <w:r>
         <w:rPr>
           <w:bCs/>
@@ -252,185 +251,8 @@
           <w:u w:val="none"/>
           <w:lang w:val="en-US"/>
         </w:rPr>
-        <w:t>Особенности</w:t>
-      </w:r>
-      <w:proofErr w:type="spellEnd"/>
-      <w:r>
-        <w:rPr>
-          <w:bCs/>
-          <w:sz w:val="24"/>
-          <w:szCs w:val="24"/>
-          <w:u w:val="none"/>
-          <w:lang w:val="en-US"/>
-        </w:rPr>
-        <w:t xml:space="preserve"> </w:t>
-      </w:r>
-      <w:proofErr w:type="spellStart"/>
-      <w:r>
-        <w:rPr>
-          <w:bCs/>
-          <w:sz w:val="24"/>
-          <w:szCs w:val="24"/>
-          <w:u w:val="none"/>
-          <w:lang w:val="en-US"/>
-        </w:rPr>
-        <w:t>ведения</w:t>
-      </w:r>
-      <w:proofErr w:type="spellEnd"/>
-      <w:r>
-        <w:rPr>
-          <w:bCs/>
-          <w:sz w:val="24"/>
-          <w:szCs w:val="24"/>
-          <w:u w:val="none"/>
-          <w:lang w:val="en-US"/>
-        </w:rPr>
-        <w:t xml:space="preserve"> </w:t>
-      </w:r>
-      <w:proofErr w:type="spellStart"/>
-      <w:r>
-        <w:rPr>
-          <w:bCs/>
-          <w:sz w:val="24"/>
-          <w:szCs w:val="24"/>
-          <w:u w:val="none"/>
-          <w:lang w:val="en-US"/>
-        </w:rPr>
-        <w:t>делопроизводства</w:t>
-      </w:r>
-      <w:proofErr w:type="spellEnd"/>
-      <w:r>
-        <w:rPr>
-          <w:bCs/>
-          <w:sz w:val="24"/>
-          <w:szCs w:val="24"/>
-          <w:u w:val="none"/>
-          <w:lang w:val="en-US"/>
-        </w:rPr>
-        <w:t xml:space="preserve"> </w:t>
-      </w:r>
-      <w:proofErr w:type="spellStart"/>
-      <w:r>
-        <w:rPr>
-          <w:bCs/>
-          <w:sz w:val="24"/>
-          <w:szCs w:val="24"/>
-          <w:u w:val="none"/>
-          <w:lang w:val="en-US"/>
-        </w:rPr>
-        <w:t>на</w:t>
-      </w:r>
-      <w:proofErr w:type="spellEnd"/>
-      <w:r>
-        <w:rPr>
-          <w:bCs/>
-          <w:sz w:val="24"/>
-          <w:szCs w:val="24"/>
-          <w:u w:val="none"/>
-          <w:lang w:val="en-US"/>
-        </w:rPr>
-        <w:t xml:space="preserve"> </w:t>
-      </w:r>
-      <w:proofErr w:type="spellStart"/>
-      <w:r>
-        <w:rPr>
-          <w:bCs/>
-          <w:sz w:val="24"/>
-          <w:szCs w:val="24"/>
-          <w:u w:val="none"/>
-          <w:lang w:val="en-US"/>
-        </w:rPr>
-        <w:t>современном</w:t>
-      </w:r>
-      <w:proofErr w:type="spellEnd"/>
-      <w:r>
-        <w:rPr>
-          <w:bCs/>
-          <w:sz w:val="24"/>
-          <w:szCs w:val="24"/>
-          <w:u w:val="none"/>
-          <w:lang w:val="en-US"/>
-        </w:rPr>
-        <w:t xml:space="preserve"> </w:t>
-      </w:r>
-      <w:proofErr w:type="spellStart"/>
-      <w:r>
-        <w:rPr>
-          <w:bCs/>
-          <w:sz w:val="24"/>
-          <w:szCs w:val="24"/>
-          <w:u w:val="none"/>
-          <w:lang w:val="en-US"/>
-        </w:rPr>
-        <w:t>этапе</w:t>
-      </w:r>
-      <w:proofErr w:type="spellEnd"/>
-      <w:r>
-        <w:rPr>
-          <w:bCs/>
-          <w:sz w:val="24"/>
-          <w:szCs w:val="24"/>
-          <w:u w:val="none"/>
-          <w:lang w:val="en-US"/>
-        </w:rPr>
-        <w:t xml:space="preserve"> </w:t>
-      </w:r>
-      <w:proofErr w:type="spellStart"/>
-      <w:r>
-        <w:rPr>
-          <w:bCs/>
-          <w:sz w:val="24"/>
-          <w:szCs w:val="24"/>
-          <w:u w:val="none"/>
-          <w:lang w:val="en-US"/>
-        </w:rPr>
-        <w:t>развития</w:t>
-      </w:r>
-      <w:proofErr w:type="spellEnd"/>
-      <w:r>
-        <w:rPr>
-          <w:bCs/>
-          <w:sz w:val="24"/>
-          <w:szCs w:val="24"/>
-          <w:u w:val="none"/>
-          <w:lang w:val="en-US"/>
-        </w:rPr>
-        <w:t xml:space="preserve"> </w:t>
-      </w:r>
-      <w:proofErr w:type="spellStart"/>
-      <w:r>
-        <w:rPr>
-          <w:bCs/>
-          <w:sz w:val="24"/>
-          <w:szCs w:val="24"/>
-          <w:u w:val="none"/>
-          <w:lang w:val="en-US"/>
-        </w:rPr>
-        <w:t>информационных</w:t>
-      </w:r>
-      <w:proofErr w:type="spellEnd"/>
-      <w:r>
-        <w:rPr>
-          <w:bCs/>
-          <w:sz w:val="24"/>
-          <w:szCs w:val="24"/>
-          <w:u w:val="none"/>
-          <w:lang w:val="en-US"/>
-        </w:rPr>
-        <w:t xml:space="preserve"> </w:t>
-      </w:r>
-      <w:proofErr w:type="spellStart"/>
-      <w:r>
-        <w:rPr>
-          <w:bCs/>
-          <w:sz w:val="24"/>
-          <w:szCs w:val="24"/>
-          <w:u w:val="none"/>
-          <w:lang w:val="en-US"/>
-        </w:rPr>
-        <w:t>технологий</w:t>
-      </w:r>
-      <w:proofErr w:type="spellEnd"/>
+        <w:t>Особенности ведения делопроизводства на современном этапе развития информационных технологий</w:t>
+      </w:r>
     </w:p>
     <w:p>
       <w:pPr>
@@ -1056,33 +878,7 @@
                 <w:szCs w:val="16"/>
                 <w:lang w:eastAsia="ru-RU"/>
               </w:rPr>
-              <w:t>(</w:t>
-            </w:r>
-            <w:proofErr w:type="gramStart"/>
-            <w:r>
-              <w:rPr>
-                <w:rFonts w:ascii="Times New Roman" w:hAnsi="Times New Roman"/>
-                <w:i/>
-                <w:iCs/>
-                <w:color w:val="auto"/>
-                <w:sz w:val="16"/>
-                <w:szCs w:val="16"/>
-                <w:lang w:eastAsia="ru-RU"/>
-              </w:rPr>
-              <w:t xml:space="preserve">подпись)   </w:t>
-            </w:r>
-            <w:proofErr w:type="gramEnd"/>
-            <w:r>
-              <w:rPr>
-                <w:rFonts w:ascii="Times New Roman" w:hAnsi="Times New Roman"/>
-                <w:i/>
-                <w:iCs/>
-                <w:color w:val="auto"/>
-                <w:sz w:val="16"/>
-                <w:szCs w:val="16"/>
-                <w:lang w:eastAsia="ru-RU"/>
-              </w:rPr>
-              <w:t xml:space="preserve">                                    (фамилия, инициалы)</w:t>
+              <w:t>(подпись)                                       (фамилия, инициалы)</w:t>
             </w:r>
           </w:p>
         </w:tc>
@@ -1663,33 +1459,7 @@
                 <w:szCs w:val="16"/>
                 <w:lang w:eastAsia="ru-RU"/>
               </w:rPr>
-              <w:t>(</w:t>
-            </w:r>
-            <w:proofErr w:type="gramStart"/>
-            <w:r>
-              <w:rPr>
-                <w:rFonts w:ascii="Times New Roman" w:hAnsi="Times New Roman"/>
-                <w:i/>
-                <w:iCs/>
-                <w:color w:val="auto"/>
-                <w:sz w:val="16"/>
-                <w:szCs w:val="16"/>
-                <w:lang w:eastAsia="ru-RU"/>
-              </w:rPr>
-              <w:t xml:space="preserve">подпись)   </w:t>
-            </w:r>
-            <w:proofErr w:type="gramEnd"/>
-            <w:r>
-              <w:rPr>
-                <w:rFonts w:ascii="Times New Roman" w:hAnsi="Times New Roman"/>
-                <w:i/>
-                <w:iCs/>
-                <w:color w:val="auto"/>
-                <w:sz w:val="16"/>
-                <w:szCs w:val="16"/>
-                <w:lang w:eastAsia="ru-RU"/>
-              </w:rPr>
-              <w:t xml:space="preserve">                                   (фамилия, инициалы)</w:t>
+              <w:t>(подпись)                                      (фамилия, инициалы)</w:t>
             </w:r>
           </w:p>
         </w:tc>
@@ -2436,25 +2206,7 @@
                 <w:sz w:val="28"/>
                 <w:szCs w:val="28"/>
               </w:rPr>
-              <w:t>Результаты р</w:t>
-            </w:r>
-            <w:r>
-              <w:rPr>
-                <w:rStyle w:val="a8"/>
-                <w:noProof/>
-                <w:sz w:val="28"/>
-                <w:szCs w:val="28"/>
-              </w:rPr>
-              <w:t>а</w:t>
-            </w:r>
-            <w:r>
-              <w:rPr>
-                <w:rStyle w:val="a8"/>
-                <w:noProof/>
-                <w:sz w:val="28"/>
-                <w:szCs w:val="28"/>
-              </w:rPr>
-              <w:t>боты в ЭОС «Дело»</w:t>
+              <w:t>Результаты работы в ЭОС «Дело»</w:t>
             </w:r>
             <w:r>
               <w:rPr>
@@ -2673,23 +2425,7 @@
           <w:sz w:val="28"/>
           <w:szCs w:val="28"/>
         </w:rPr>
-        <w:t xml:space="preserve">Отечественное делопроизводство формировалось как управленческая технология фиксации, движения и контроля исполнения документов: от </w:t>
-      </w:r>
-      <w:proofErr w:type="spellStart"/>
-      <w:r>
-        <w:rPr>
-          <w:sz w:val="28"/>
-          <w:szCs w:val="28"/>
-        </w:rPr>
-        <w:t>актово</w:t>
-      </w:r>
-      <w:proofErr w:type="spellEnd"/>
-      <w:r>
-        <w:rPr>
-          <w:sz w:val="28"/>
-          <w:szCs w:val="28"/>
-        </w:rPr>
-        <w:t xml:space="preserve">‑грамотной культуры Древней Руси и приказного делопроизводства Московского государства </w:t>
+        <w:t xml:space="preserve">Отечественное делопроизводство формировалось как управленческая технология фиксации, движения и контроля исполнения документов: от актово‑грамотной культуры Древней Руси и приказного делопроизводства Московского государства </w:t>
       </w:r>
       <w:r>
         <w:rPr>
@@ -2735,23 +2471,7 @@
           <w:sz w:val="28"/>
           <w:szCs w:val="28"/>
         </w:rPr>
-        <w:t xml:space="preserve"> начала XXI века центр тяжести сместился к электронным документам и управлению их жизненным циклом: нормативное поле задают федеральные законы об архивном деле, об информации и об электронной подписи, а также подзаконные «Правила делопроизводства» для федеральных органов исполнительной власти.  Одновременно государство выстраивает «единый цифровой контур» межведомственного и внутриведомственного обмена, закрепляя требования к форматам электронных документов и транспортных контейнеров (в частности, через совместные приказы в связке </w:t>
-      </w:r>
-      <w:proofErr w:type="spellStart"/>
-      <w:r>
-        <w:rPr>
-          <w:sz w:val="28"/>
-          <w:szCs w:val="28"/>
-        </w:rPr>
-        <w:t>Минцифры</w:t>
-      </w:r>
-      <w:proofErr w:type="spellEnd"/>
-      <w:r>
-        <w:rPr>
-          <w:sz w:val="28"/>
-          <w:szCs w:val="28"/>
-        </w:rPr>
-        <w:t xml:space="preserve">—ФСО), причём новые форматы (версия 3.0) имеют установленную дату вступления </w:t>
+        <w:t xml:space="preserve"> начала XXI века центр тяжести сместился к электронным документам и управлению их жизненным циклом: нормативное поле задают федеральные законы об архивном деле, об информации и об электронной подписи, а также подзаконные «Правила делопроизводства» для федеральных органов исполнительной власти.  Одновременно государство выстраивает «единый цифровой контур» межведомственного и внутриведомственного обмена, закрепляя требования к форматам электронных документов и транспортных контейнеров (в частности, через совместные приказы в связке Минцифры—ФСО), причём новые форматы (версия 3.0) имеют установленную дату вступления </w:t>
       </w:r>
       <w:r>
         <w:rPr>
@@ -2783,39 +2503,7 @@
           <w:sz w:val="28"/>
           <w:szCs w:val="28"/>
         </w:rPr>
-        <w:t xml:space="preserve">На современном этапе делопроизводство в РФ опирается на СЭД/ECM‑платформы (например, «ДЕЛО», «1С:Документооборот», </w:t>
-      </w:r>
-      <w:proofErr w:type="spellStart"/>
-      <w:r>
-        <w:rPr>
-          <w:sz w:val="28"/>
-          <w:szCs w:val="28"/>
-        </w:rPr>
-        <w:t>Directum</w:t>
-      </w:r>
-      <w:proofErr w:type="spellEnd"/>
-      <w:r>
-        <w:rPr>
-          <w:sz w:val="28"/>
-          <w:szCs w:val="28"/>
-        </w:rPr>
-        <w:t xml:space="preserve"> RX, </w:t>
-      </w:r>
-      <w:proofErr w:type="spellStart"/>
-      <w:r>
-        <w:rPr>
-          <w:sz w:val="28"/>
-          <w:szCs w:val="28"/>
-        </w:rPr>
-        <w:t>Docsvision</w:t>
-      </w:r>
-      <w:proofErr w:type="spellEnd"/>
-      <w:r>
-        <w:rPr>
-          <w:sz w:val="28"/>
-          <w:szCs w:val="28"/>
-        </w:rPr>
-        <w:t xml:space="preserve">), электронную подпись (включая КЭП), операторский ЭДО для юридически значимого обмена с контрагентами, облачную инфраструктуру (в том числе государственные типовые решения), OCR/интеллектуальную обработку и полнотекстовый поиск (часто с использованием специализированных поисковых движков). При этом ключевые риски </w:t>
+        <w:t xml:space="preserve">На современном этапе делопроизводство в РФ опирается на СЭД/ECM‑платформы (например, «ДЕЛО», «1С:Документооборот», Directum RX, Docsvision), электронную подпись (включая КЭП), операторский ЭДО для юридически значимого обмена с контрагентами, облачную инфраструктуру (в том числе государственные типовые решения), OCR/интеллектуальную обработку и полнотекстовый поиск (часто с использованием специализированных поисковых движков). При этом ключевые риски </w:t>
       </w:r>
       <w:r>
         <w:rPr>
@@ -2928,23 +2616,7 @@
           <w:sz w:val="28"/>
           <w:szCs w:val="28"/>
         </w:rPr>
-        <w:t>от возникновения в деятельности органа/организации до отбора к хранению и передачи на архивное хранение (либо уничтожения по установленным срокам). Поэтому ключевые изменения в делопроизводстве ХХI века обусловлены не только внедрением ИТ, но и «</w:t>
-      </w:r>
-      <w:proofErr w:type="spellStart"/>
-      <w:r>
-        <w:rPr>
-          <w:sz w:val="28"/>
-          <w:szCs w:val="28"/>
-        </w:rPr>
-        <w:t>перепрошивкой</w:t>
-      </w:r>
-      <w:proofErr w:type="spellEnd"/>
-      <w:r>
-        <w:rPr>
-          <w:sz w:val="28"/>
-          <w:szCs w:val="28"/>
-        </w:rPr>
-        <w:t xml:space="preserve">» требований к аутентичности, целостности, воспроизводимости и юридической значимости документов при переходе от бумаги к электронному виду. </w:t>
+        <w:t xml:space="preserve">от возникновения в деятельности органа/организации до отбора к хранению и передачи на архивное хранение (либо уничтожения по установленным срокам). Поэтому ключевые изменения в делопроизводстве ХХI века обусловлены не только внедрением ИТ, но и «перепрошивкой» требований к аутентичности, целостности, воспроизводимости и юридической значимости документов при переходе от бумаги к электронному виду. </w:t>
       </w:r>
     </w:p>
     <w:p>
@@ -3079,23 +2751,7 @@
           <w:sz w:val="28"/>
           <w:szCs w:val="28"/>
         </w:rPr>
-        <w:t xml:space="preserve">С усилением московской государственности (XV–XVII вв.) складывается приказная система управления и соответствующее «приказное делопроизводство»: документооборот становится элементом административной машины, формируются устойчивые канцелярские процедуры, «книжные» формы учёта и регистрирования, практики хранения и поиска в делах. Это переход от разрозненной актовой письменности к </w:t>
-      </w:r>
-      <w:proofErr w:type="spellStart"/>
-      <w:r>
-        <w:rPr>
-          <w:sz w:val="28"/>
-          <w:szCs w:val="28"/>
-        </w:rPr>
-        <w:t>институционализированной</w:t>
-      </w:r>
-      <w:proofErr w:type="spellEnd"/>
-      <w:r>
-        <w:rPr>
-          <w:sz w:val="28"/>
-          <w:szCs w:val="28"/>
-        </w:rPr>
-        <w:t xml:space="preserve"> работе с документом как инструментом управления. </w:t>
+        <w:t xml:space="preserve">С усилением московской государственности (XV–XVII вв.) складывается приказная система управления и соответствующее «приказное делопроизводство»: документооборот становится элементом административной машины, формируются устойчивые канцелярские процедуры, «книжные» формы учёта и регистрирования, практики хранения и поиска в делах. Это переход от разрозненной актовой письменности к институционализированной работе с документом как инструментом управления. </w:t>
       </w:r>
     </w:p>
     <w:p>
@@ -3171,23 +2827,7 @@
           <w:sz w:val="28"/>
           <w:szCs w:val="28"/>
         </w:rPr>
-        <w:t>2020‑е) связан с одновременной «рыночной» дифференциацией практик и с усилением правового регулирования электронных документов. Для анализа этого этапа показателен тезис о «пакетной» связке делопроизводства и архивного дела в ведомственных функциях и законодательстве 1990‑х и 2000‑х годов; параллельно складывается рынок отечественных СЭД/ECM и начальная инфраструктура межведомственного электронного документооборота. В 2020‑е годы государство переходит к созданию единых платформенных контуров (</w:t>
-      </w:r>
-      <w:proofErr w:type="spellStart"/>
-      <w:r>
-        <w:rPr>
-          <w:sz w:val="28"/>
-          <w:szCs w:val="28"/>
-        </w:rPr>
-        <w:t>ГосЭДО</w:t>
-      </w:r>
-      <w:proofErr w:type="spellEnd"/>
-      <w:r>
-        <w:rPr>
-          <w:sz w:val="28"/>
-          <w:szCs w:val="28"/>
-        </w:rPr>
-        <w:t xml:space="preserve">/ЕИП) и типовых облачных решений для учреждений без собственных СЭД. </w:t>
+        <w:t xml:space="preserve">2020‑е) связан с одновременной «рыночной» дифференциацией практик и с усилением правового регулирования электронных документов. Для анализа этого этапа показателен тезис о «пакетной» связке делопроизводства и архивного дела в ведомственных функциях и законодательстве 1990‑х и 2000‑х годов; параллельно складывается рынок отечественных СЭД/ECM и начальная инфраструктура межведомственного электронного документооборота. В 2020‑е годы государство переходит к созданию единых платформенных контуров (ГосЭДО/ЕИП) и типовых облачных решений для учреждений без собственных СЭД. </w:t>
       </w:r>
     </w:p>
     <w:p>
@@ -3223,23 +2863,7 @@
           <w:sz w:val="28"/>
           <w:szCs w:val="28"/>
         </w:rPr>
-        <w:t xml:space="preserve">    XI–XV </w:t>
-      </w:r>
-      <w:proofErr w:type="gramStart"/>
-      <w:r>
-        <w:rPr>
-          <w:sz w:val="28"/>
-          <w:szCs w:val="28"/>
-        </w:rPr>
-        <w:t>вв. :</w:t>
-      </w:r>
-      <w:proofErr w:type="gramEnd"/>
-      <w:r>
-        <w:rPr>
-          <w:sz w:val="28"/>
-          <w:szCs w:val="28"/>
-        </w:rPr>
-        <w:t xml:space="preserve"> берестяные грамоты и развитие письменной коммуникации</w:t>
+        <w:t xml:space="preserve">    XI–XV вв. : берестяные грамоты и развитие письменной коммуникации</w:t>
       </w:r>
     </w:p>
     <w:p>
@@ -3257,23 +2881,7 @@
           <w:sz w:val="28"/>
           <w:szCs w:val="28"/>
         </w:rPr>
-        <w:t xml:space="preserve">    XV–XVII </w:t>
-      </w:r>
-      <w:proofErr w:type="gramStart"/>
-      <w:r>
-        <w:rPr>
-          <w:sz w:val="28"/>
-          <w:szCs w:val="28"/>
-        </w:rPr>
-        <w:t>вв. :</w:t>
-      </w:r>
-      <w:proofErr w:type="gramEnd"/>
-      <w:r>
-        <w:rPr>
-          <w:sz w:val="28"/>
-          <w:szCs w:val="28"/>
-        </w:rPr>
-        <w:t xml:space="preserve"> приказная система и приказное делопроизводство</w:t>
+        <w:t xml:space="preserve">    XV–XVII вв. : приказная система и приказное делопроизводство</w:t>
       </w:r>
     </w:p>
     <w:p>
@@ -3291,23 +2899,7 @@
           <w:sz w:val="28"/>
           <w:szCs w:val="28"/>
         </w:rPr>
-        <w:t xml:space="preserve">    </w:t>
-      </w:r>
-      <w:proofErr w:type="gramStart"/>
-      <w:r>
-        <w:rPr>
-          <w:sz w:val="28"/>
-          <w:szCs w:val="28"/>
-        </w:rPr>
-        <w:t>1720 :</w:t>
-      </w:r>
-      <w:proofErr w:type="gramEnd"/>
-      <w:r>
-        <w:rPr>
-          <w:sz w:val="28"/>
-          <w:szCs w:val="28"/>
-        </w:rPr>
-        <w:t xml:space="preserve"> "Генеральный регламент" и коллежское делопроизводство</w:t>
+        <w:t xml:space="preserve">    1720 : "Генеральный регламент" и коллежское делопроизводство</w:t>
       </w:r>
     </w:p>
     <w:p>
@@ -3325,23 +2917,7 @@
           <w:sz w:val="28"/>
           <w:szCs w:val="28"/>
         </w:rPr>
-        <w:t xml:space="preserve">    </w:t>
-      </w:r>
-      <w:proofErr w:type="gramStart"/>
-      <w:r>
-        <w:rPr>
-          <w:sz w:val="28"/>
-          <w:szCs w:val="28"/>
-        </w:rPr>
-        <w:t>1973 :</w:t>
-      </w:r>
-      <w:proofErr w:type="gramEnd"/>
-      <w:r>
-        <w:rPr>
-          <w:sz w:val="28"/>
-          <w:szCs w:val="28"/>
-        </w:rPr>
-        <w:t xml:space="preserve"> ЕГСД </w:t>
+        <w:t xml:space="preserve">    1973 : ЕГСД </w:t>
       </w:r>
       <w:r>
         <w:rPr>
@@ -3373,23 +2949,7 @@
           <w:sz w:val="28"/>
           <w:szCs w:val="28"/>
         </w:rPr>
-        <w:t xml:space="preserve">    </w:t>
-      </w:r>
-      <w:proofErr w:type="gramStart"/>
-      <w:r>
-        <w:rPr>
-          <w:sz w:val="28"/>
-          <w:szCs w:val="28"/>
-        </w:rPr>
-        <w:t>1988 :</w:t>
-      </w:r>
-      <w:proofErr w:type="gramEnd"/>
-      <w:r>
-        <w:rPr>
-          <w:sz w:val="28"/>
-          <w:szCs w:val="28"/>
-        </w:rPr>
-        <w:t xml:space="preserve"> ГСДОУ </w:t>
+        <w:t xml:space="preserve">    1988 : ГСДОУ </w:t>
       </w:r>
       <w:r>
         <w:rPr>
@@ -3421,23 +2981,7 @@
           <w:sz w:val="28"/>
           <w:szCs w:val="28"/>
         </w:rPr>
-        <w:t xml:space="preserve">    </w:t>
-      </w:r>
-      <w:proofErr w:type="gramStart"/>
-      <w:r>
-        <w:rPr>
-          <w:sz w:val="28"/>
-          <w:szCs w:val="28"/>
-        </w:rPr>
-        <w:t>2004 :</w:t>
-      </w:r>
-      <w:proofErr w:type="gramEnd"/>
-      <w:r>
-        <w:rPr>
-          <w:sz w:val="28"/>
-          <w:szCs w:val="28"/>
-        </w:rPr>
-        <w:t xml:space="preserve"> 125</w:t>
+        <w:t xml:space="preserve">    2004 : 125</w:t>
       </w:r>
       <w:r>
         <w:rPr>
@@ -3483,23 +3027,7 @@
           <w:sz w:val="28"/>
           <w:szCs w:val="28"/>
         </w:rPr>
-        <w:t xml:space="preserve">    </w:t>
-      </w:r>
-      <w:proofErr w:type="gramStart"/>
-      <w:r>
-        <w:rPr>
-          <w:sz w:val="28"/>
-          <w:szCs w:val="28"/>
-        </w:rPr>
-        <w:t>2006 :</w:t>
-      </w:r>
-      <w:proofErr w:type="gramEnd"/>
-      <w:r>
-        <w:rPr>
-          <w:sz w:val="28"/>
-          <w:szCs w:val="28"/>
-        </w:rPr>
-        <w:t xml:space="preserve"> 149</w:t>
+        <w:t xml:space="preserve">    2006 : 149</w:t>
       </w:r>
       <w:r>
         <w:rPr>
@@ -3545,23 +3073,7 @@
           <w:sz w:val="28"/>
           <w:szCs w:val="28"/>
         </w:rPr>
-        <w:t xml:space="preserve">    </w:t>
-      </w:r>
-      <w:proofErr w:type="gramStart"/>
-      <w:r>
-        <w:rPr>
-          <w:sz w:val="28"/>
-          <w:szCs w:val="28"/>
-        </w:rPr>
-        <w:t>2009 :</w:t>
-      </w:r>
-      <w:proofErr w:type="gramEnd"/>
-      <w:r>
-        <w:rPr>
-          <w:sz w:val="28"/>
-          <w:szCs w:val="28"/>
-        </w:rPr>
-        <w:t xml:space="preserve"> Правила делопроизводства в ФОИВ (ПП РФ № 477)</w:t>
+        <w:t xml:space="preserve">    2009 : Правила делопроизводства в ФОИВ (ПП РФ № 477)</w:t>
       </w:r>
     </w:p>
     <w:p>
@@ -3579,23 +3091,7 @@
           <w:sz w:val="28"/>
           <w:szCs w:val="28"/>
         </w:rPr>
-        <w:t xml:space="preserve">    </w:t>
-      </w:r>
-      <w:proofErr w:type="gramStart"/>
-      <w:r>
-        <w:rPr>
-          <w:sz w:val="28"/>
-          <w:szCs w:val="28"/>
-        </w:rPr>
-        <w:t>2011 :</w:t>
-      </w:r>
-      <w:proofErr w:type="gramEnd"/>
-      <w:r>
-        <w:rPr>
-          <w:sz w:val="28"/>
-          <w:szCs w:val="28"/>
-        </w:rPr>
-        <w:t xml:space="preserve"> 63</w:t>
+        <w:t xml:space="preserve">    2011 : 63</w:t>
       </w:r>
       <w:r>
         <w:rPr>
@@ -3627,39 +3123,7 @@
           <w:sz w:val="28"/>
           <w:szCs w:val="28"/>
         </w:rPr>
-        <w:t xml:space="preserve">    </w:t>
-      </w:r>
-      <w:proofErr w:type="gramStart"/>
-      <w:r>
-        <w:rPr>
-          <w:sz w:val="28"/>
-          <w:szCs w:val="28"/>
-        </w:rPr>
-        <w:t>2020 :</w:t>
-      </w:r>
-      <w:proofErr w:type="gramEnd"/>
-      <w:r>
-        <w:rPr>
-          <w:sz w:val="28"/>
-          <w:szCs w:val="28"/>
-        </w:rPr>
-        <w:t xml:space="preserve"> типовые функциональные требования к СЭД/СХЭД (</w:t>
-      </w:r>
-      <w:proofErr w:type="spellStart"/>
-      <w:r>
-        <w:rPr>
-          <w:sz w:val="28"/>
-          <w:szCs w:val="28"/>
-        </w:rPr>
-        <w:t>Росархив</w:t>
-      </w:r>
-      <w:proofErr w:type="spellEnd"/>
-      <w:r>
-        <w:rPr>
-          <w:sz w:val="28"/>
-          <w:szCs w:val="28"/>
-        </w:rPr>
-        <w:t xml:space="preserve"> № 69)</w:t>
+        <w:t xml:space="preserve">    2020 : типовые функциональные требования к СЭД/СХЭД (Росархив № 69)</w:t>
       </w:r>
     </w:p>
     <w:p>
@@ -3677,39 +3141,7 @@
           <w:sz w:val="28"/>
           <w:szCs w:val="28"/>
         </w:rPr>
-        <w:t xml:space="preserve">    2022–</w:t>
-      </w:r>
-      <w:proofErr w:type="gramStart"/>
-      <w:r>
-        <w:rPr>
-          <w:sz w:val="28"/>
-          <w:szCs w:val="28"/>
-        </w:rPr>
-        <w:t>2025 :</w:t>
-      </w:r>
-      <w:proofErr w:type="gramEnd"/>
-      <w:r>
-        <w:rPr>
-          <w:sz w:val="28"/>
-          <w:szCs w:val="28"/>
-        </w:rPr>
-        <w:t xml:space="preserve"> </w:t>
-      </w:r>
-      <w:proofErr w:type="spellStart"/>
-      <w:r>
-        <w:rPr>
-          <w:sz w:val="28"/>
-          <w:szCs w:val="28"/>
-        </w:rPr>
-        <w:t>ГосЭДО</w:t>
-      </w:r>
-      <w:proofErr w:type="spellEnd"/>
-      <w:r>
-        <w:rPr>
-          <w:sz w:val="28"/>
-          <w:szCs w:val="28"/>
-        </w:rPr>
-        <w:t xml:space="preserve">/ЕИП и ГИС ТОР СЭД </w:t>
+        <w:t xml:space="preserve">    2022–2025 : ГосЭДО/ЕИП и ГИС ТОР СЭД </w:t>
       </w:r>
       <w:r>
         <w:rPr>
@@ -3741,39 +3173,7 @@
           <w:sz w:val="28"/>
           <w:szCs w:val="28"/>
         </w:rPr>
-        <w:t xml:space="preserve">    </w:t>
-      </w:r>
-      <w:proofErr w:type="gramStart"/>
-      <w:r>
-        <w:rPr>
-          <w:sz w:val="28"/>
-          <w:szCs w:val="28"/>
-        </w:rPr>
-        <w:t>01.09.2026 :</w:t>
-      </w:r>
-      <w:proofErr w:type="gramEnd"/>
-      <w:r>
-        <w:rPr>
-          <w:sz w:val="28"/>
-          <w:szCs w:val="28"/>
-        </w:rPr>
-        <w:t xml:space="preserve"> вступление версии 3.0 форматов обмена (приказ </w:t>
-      </w:r>
-      <w:proofErr w:type="spellStart"/>
-      <w:r>
-        <w:rPr>
-          <w:sz w:val="28"/>
-          <w:szCs w:val="28"/>
-        </w:rPr>
-        <w:t>Минцифры</w:t>
-      </w:r>
-      <w:proofErr w:type="spellEnd"/>
-      <w:r>
-        <w:rPr>
-          <w:sz w:val="28"/>
-          <w:szCs w:val="28"/>
-        </w:rPr>
-        <w:t>/ФСО № 611/96)</w:t>
+        <w:t xml:space="preserve">    01.09.2026 : вступление версии 3.0 форматов обмена (приказ Минцифры/ФСО № 611/96)</w:t>
       </w:r>
     </w:p>
     <w:p>
@@ -3881,23 +3281,7 @@
           <w:sz w:val="28"/>
           <w:szCs w:val="28"/>
         </w:rPr>
-        <w:t xml:space="preserve">Правовое регулирование делопроизводства в РФ строится </w:t>
-      </w:r>
-      <w:proofErr w:type="spellStart"/>
-      <w:r>
-        <w:rPr>
-          <w:sz w:val="28"/>
-          <w:szCs w:val="28"/>
-        </w:rPr>
-        <w:t>многоуровнево</w:t>
-      </w:r>
-      <w:proofErr w:type="spellEnd"/>
-      <w:r>
-        <w:rPr>
-          <w:sz w:val="28"/>
-          <w:szCs w:val="28"/>
-        </w:rPr>
-        <w:t xml:space="preserve">: федеральные законы задают рамки статуса документов, информации и подписи; правительственные постановления устанавливают правила организации делопроизводства в органах власти; ведомственные приказы формализуют отраслевые требования, а национальные стандарты (ГОСТ) обеспечивают унификацию терминологии и оформления управленческой документации. </w:t>
+        <w:t xml:space="preserve">Правовое регулирование делопроизводства в РФ строится многоуровнево: федеральные законы задают рамки статуса документов, информации и подписи; правительственные постановления устанавливают правила организации делопроизводства в органах власти; ведомственные приказы формализуют отраслевые требования, а национальные стандарты (ГОСТ) обеспечивают унификацию терминологии и оформления управленческой документации. </w:t>
       </w:r>
     </w:p>
     <w:p>
@@ -3998,23 +3382,7 @@
           <w:sz w:val="28"/>
           <w:szCs w:val="28"/>
         </w:rPr>
-        <w:t xml:space="preserve">Ведомственные приказы, влияющие на практику делопроизводства, концентрируются в двух областях: архивное хранение и межведомственный обмен электронными документами. Для архивного контура существенны приказы о правилах организации хранения и о перечнях типовых управленческих архивных документов со сроками хранения, а также типовые функциональные требования к СЭД/системам хранения электронных документов, утверждённые </w:t>
-      </w:r>
-      <w:proofErr w:type="spellStart"/>
-      <w:r>
-        <w:rPr>
-          <w:sz w:val="28"/>
-          <w:szCs w:val="28"/>
-        </w:rPr>
-        <w:t>Росархив</w:t>
-      </w:r>
-      <w:proofErr w:type="spellEnd"/>
-      <w:r>
-        <w:rPr>
-          <w:sz w:val="28"/>
-          <w:szCs w:val="28"/>
-        </w:rPr>
-        <w:t xml:space="preserve">.  Практический смысл этих требований </w:t>
+        <w:t xml:space="preserve">Ведомственные приказы, влияющие на практику делопроизводства, концентрируются в двух областях: архивное хранение и межведомственный обмен электронными документами. Для архивного контура существенны приказы о правилах организации хранения и о перечнях типовых управленческих архивных документов со сроками хранения, а также типовые функциональные требования к СЭД/системам хранения электронных документов, утверждённые Росархив.  Практический смысл этих требований </w:t>
       </w:r>
       <w:r>
         <w:rPr>
@@ -4046,39 +3414,7 @@
           <w:sz w:val="28"/>
           <w:szCs w:val="28"/>
         </w:rPr>
-        <w:t xml:space="preserve">Для межведомственного электронного документооборота принципиальны «требования к организационно‑техническому взаимодействию» при обмене документами в электронном виде. Эволюция нормативной линии прослеживается от приказа Минкомсвязи/ФСО № 186/258 (2015) к приказу </w:t>
-      </w:r>
-      <w:proofErr w:type="spellStart"/>
-      <w:r>
-        <w:rPr>
-          <w:sz w:val="28"/>
-          <w:szCs w:val="28"/>
-        </w:rPr>
-        <w:t>Минцифры</w:t>
-      </w:r>
-      <w:proofErr w:type="spellEnd"/>
-      <w:r>
-        <w:rPr>
-          <w:sz w:val="28"/>
-          <w:szCs w:val="28"/>
-        </w:rPr>
-        <w:t xml:space="preserve"> России и ФСО России № 667/233 (2020; зарегистрирован в 2021) и далее к приказу </w:t>
-      </w:r>
-      <w:proofErr w:type="spellStart"/>
-      <w:r>
-        <w:rPr>
-          <w:sz w:val="28"/>
-          <w:szCs w:val="28"/>
-        </w:rPr>
-        <w:t>Минцифры</w:t>
-      </w:r>
-      <w:proofErr w:type="spellEnd"/>
-      <w:r>
-        <w:rPr>
-          <w:sz w:val="28"/>
-          <w:szCs w:val="28"/>
-        </w:rPr>
-        <w:t xml:space="preserve">/ФСО № 611/96 (12.07.2024; официальная публикация 20.08.2024), который закрепляет актуализированные требования и форматы, включая форматы транспортного контейнера. Отдельно важно, что в этих требованиях фиксируются конкретные форматы файлов (например, для основного текста </w:t>
+        <w:t xml:space="preserve">Для межведомственного электронного документооборота принципиальны «требования к организационно‑техническому взаимодействию» при обмене документами в электронном виде. Эволюция нормативной линии прослеживается от приказа Минкомсвязи/ФСО № 186/258 (2015) к приказу Минцифры России и ФСО России № 667/233 (2020; зарегистрирован в 2021) и далее к приказу Минцифры/ФСО № 611/96 (12.07.2024; официальная публикация 20.08.2024), который закрепляет актуализированные требования и форматы, включая форматы транспортного контейнера. Отдельно важно, что в этих требованиях фиксируются конкретные форматы файлов (например, для основного текста </w:t>
       </w:r>
       <w:r>
         <w:rPr>
@@ -4221,23 +3557,7 @@
           <w:sz w:val="28"/>
           <w:szCs w:val="28"/>
         </w:rPr>
-        <w:t>Практическая «сборка» делопроизводства в системе обычно начинается с нормализации справочников и классификаторов (структура организации, подразделения, должности, номенклатура дел, виды документов, корреспонденты/контрагенты, места хранения</w:t>
-      </w:r>
-      <w:proofErr w:type="gramStart"/>
-      <w:r>
-        <w:rPr>
-          <w:sz w:val="28"/>
-          <w:szCs w:val="28"/>
-        </w:rPr>
-        <w:t>/«</w:t>
-      </w:r>
-      <w:proofErr w:type="gramEnd"/>
-      <w:r>
-        <w:rPr>
-          <w:sz w:val="28"/>
-          <w:szCs w:val="28"/>
-        </w:rPr>
-        <w:t xml:space="preserve">кабинеты» и др.). Именно справочная модель задаёт основу для автоматизации маршрутов: по виду документа выбирается процедура регистрации, «типовой путь» согласования, контрольные сроки и правила хранения. Такой подход согласуется с общими принципами регламентации делопроизводства в органах власти и с методическими рекомендациями архивной системы. </w:t>
+        <w:t xml:space="preserve">Практическая «сборка» делопроизводства в системе обычно начинается с нормализации справочников и классификаторов (структура организации, подразделения, должности, номенклатура дел, виды документов, корреспонденты/контрагенты, места хранения/«кабинеты» и др.). Именно справочная модель задаёт основу для автоматизации маршрутов: по виду документа выбирается процедура регистрации, «типовой путь» согласования, контрольные сроки и правила хранения. Такой подход согласуется с общими принципами регламентации делопроизводства в органах власти и с методическими рекомендациями архивной системы. </w:t>
       </w:r>
     </w:p>
     <w:p>
@@ -4301,23 +3621,7 @@
           <w:sz w:val="28"/>
           <w:szCs w:val="28"/>
         </w:rPr>
-        <w:t>Текущая государственная цифровизация усиливает «платформенную» составляющую делопроизводства. Помимо ведомственных СЭД, развивается ЕИП/</w:t>
-      </w:r>
-      <w:proofErr w:type="spellStart"/>
-      <w:r>
-        <w:rPr>
-          <w:sz w:val="28"/>
-          <w:szCs w:val="28"/>
-        </w:rPr>
-        <w:t>ГосЭДО</w:t>
-      </w:r>
-      <w:proofErr w:type="spellEnd"/>
-      <w:r>
-        <w:rPr>
-          <w:sz w:val="28"/>
-          <w:szCs w:val="28"/>
-        </w:rPr>
-        <w:t xml:space="preserve"> как единое информационное пространство государственного электронного документооборота, а для организаций без собственной СЭД предусмотрено типовое облачное решение (ГИС ТОР СЭД), описываемое как </w:t>
+        <w:t xml:space="preserve">Текущая государственная цифровизация усиливает «платформенную» составляющую делопроизводства. Помимо ведомственных СЭД, развивается ЕИП/ГосЭДО как единое информационное пространство государственного электронного документооборота, а для организаций без собственной СЭД предусмотрено типовое облачное решение (ГИС ТОР СЭД), описываемое как </w:t>
       </w:r>
       <w:r>
         <w:rPr>
@@ -4325,23 +3629,7 @@
           <w:szCs w:val="28"/>
         </w:rPr>
         <w:lastRenderedPageBreak/>
-        <w:t xml:space="preserve">инструмент обеспечения базовых процессов делопроизводства с возможностью межведомственного взаимодействия. Этот тренд институционально подкрепляется вводом в эксплуатацию государственной системы «Типовое облачное решение системы электронного документооборота» и описанием отдельных подсистем/проектов на ресурсах </w:t>
-      </w:r>
-      <w:proofErr w:type="spellStart"/>
-      <w:r>
-        <w:rPr>
-          <w:sz w:val="28"/>
-          <w:szCs w:val="28"/>
-        </w:rPr>
-        <w:t>Минцифры</w:t>
-      </w:r>
-      <w:proofErr w:type="spellEnd"/>
-      <w:r>
-        <w:rPr>
-          <w:sz w:val="28"/>
-          <w:szCs w:val="28"/>
-        </w:rPr>
-        <w:t xml:space="preserve">. </w:t>
+        <w:t xml:space="preserve">инструмент обеспечения базовых процессов делопроизводства с возможностью межведомственного взаимодействия. Этот тренд институционально подкрепляется вводом в эксплуатацию государственной системы «Типовое облачное решение системы электронного документооборота» и описанием отдельных подсистем/проектов на ресурсах Минцифры. </w:t>
       </w:r>
     </w:p>
     <w:p>
@@ -4395,23 +3683,7 @@
           <w:sz w:val="28"/>
           <w:szCs w:val="28"/>
         </w:rPr>
-        <w:t>3) интеграция с внешними контурами ЭДО/</w:t>
-      </w:r>
-      <w:proofErr w:type="spellStart"/>
-      <w:r>
-        <w:rPr>
-          <w:sz w:val="28"/>
-          <w:szCs w:val="28"/>
-        </w:rPr>
-        <w:t>гос</w:t>
-      </w:r>
-      <w:proofErr w:type="spellEnd"/>
-      <w:r>
-        <w:rPr>
-          <w:sz w:val="28"/>
-          <w:szCs w:val="28"/>
-        </w:rPr>
-        <w:t>‑платформ (межведомственные форматы, операторы ЭДО, реестры);</w:t>
+        <w:t>3) интеграция с внешними контурами ЭДО/гос‑платформ (межведомственные форматы, операторы ЭДО, реестры);</w:t>
       </w:r>
     </w:p>
     <w:p>
@@ -4429,39 +3701,7 @@
           <w:sz w:val="28"/>
           <w:szCs w:val="28"/>
         </w:rPr>
-        <w:t xml:space="preserve">4) </w:t>
-      </w:r>
-      <w:proofErr w:type="spellStart"/>
-      <w:r>
-        <w:rPr>
-          <w:sz w:val="28"/>
-          <w:szCs w:val="28"/>
-        </w:rPr>
-        <w:t>web</w:t>
-      </w:r>
-      <w:proofErr w:type="spellEnd"/>
-      <w:r>
-        <w:rPr>
-          <w:sz w:val="28"/>
-          <w:szCs w:val="28"/>
-        </w:rPr>
-        <w:t xml:space="preserve">‑доступ и облачные архитектуры как ответ на </w:t>
-      </w:r>
-      <w:proofErr w:type="spellStart"/>
-      <w:r>
-        <w:rPr>
-          <w:sz w:val="28"/>
-          <w:szCs w:val="28"/>
-        </w:rPr>
-        <w:t>распределённость</w:t>
-      </w:r>
-      <w:proofErr w:type="spellEnd"/>
-      <w:r>
-        <w:rPr>
-          <w:sz w:val="28"/>
-          <w:szCs w:val="28"/>
-        </w:rPr>
-        <w:t xml:space="preserve"> и дистанционную работу. </w:t>
+        <w:t xml:space="preserve">4) web‑доступ и облачные архитектуры как ответ на распределённость и дистанционную работу. </w:t>
       </w:r>
     </w:p>
     <w:p>
@@ -4497,71 +3737,7 @@
           <w:sz w:val="28"/>
           <w:szCs w:val="28"/>
         </w:rPr>
-        <w:t xml:space="preserve">Полнотекстовый поиск в крупных хранилищах документов технологически тяготеет к специализированным поисковым движкам. </w:t>
-      </w:r>
-      <w:proofErr w:type="spellStart"/>
-      <w:r>
-        <w:rPr>
-          <w:sz w:val="28"/>
-          <w:szCs w:val="28"/>
-        </w:rPr>
-        <w:t>Elasticsearch</w:t>
-      </w:r>
-      <w:proofErr w:type="spellEnd"/>
-      <w:r>
-        <w:rPr>
-          <w:sz w:val="28"/>
-          <w:szCs w:val="28"/>
-        </w:rPr>
-        <w:t xml:space="preserve"> описывается как распределённый поисковый и аналитический движок, оптимизированный для быстрого индексирования и поиска (включая работу с разнородными данными в почти реальном времени), что делает его типовой «кандидатурой» для слоя поиска в </w:t>
-      </w:r>
-      <w:proofErr w:type="spellStart"/>
-      <w:r>
-        <w:rPr>
-          <w:sz w:val="28"/>
-          <w:szCs w:val="28"/>
-        </w:rPr>
-        <w:t>документоориентированных</w:t>
-      </w:r>
-      <w:proofErr w:type="spellEnd"/>
-      <w:r>
-        <w:rPr>
-          <w:sz w:val="28"/>
-          <w:szCs w:val="28"/>
-        </w:rPr>
-        <w:t xml:space="preserve"> системах. При этом его лицензионная эволюция (изменения 2021 года и добавление AGPL как опции в 2024 году) подчёркивает важность управления лицензиями </w:t>
-      </w:r>
-      <w:proofErr w:type="spellStart"/>
-      <w:r>
-        <w:rPr>
-          <w:sz w:val="28"/>
-          <w:szCs w:val="28"/>
-        </w:rPr>
-        <w:t>Open</w:t>
-      </w:r>
-      <w:proofErr w:type="spellEnd"/>
-      <w:r>
-        <w:rPr>
-          <w:sz w:val="28"/>
-          <w:szCs w:val="28"/>
-        </w:rPr>
-        <w:t xml:space="preserve"> </w:t>
-      </w:r>
-      <w:proofErr w:type="spellStart"/>
-      <w:r>
-        <w:rPr>
-          <w:sz w:val="28"/>
-          <w:szCs w:val="28"/>
-        </w:rPr>
-        <w:t>Source</w:t>
-      </w:r>
-      <w:proofErr w:type="spellEnd"/>
-      <w:r>
-        <w:rPr>
-          <w:sz w:val="28"/>
-          <w:szCs w:val="28"/>
-        </w:rPr>
-        <w:t xml:space="preserve">‑компонентов в корпоративных внедрениях. </w:t>
+        <w:t xml:space="preserve">Полнотекстовый поиск в крупных хранилищах документов технологически тяготеет к специализированным поисковым движкам. Elasticsearch описывается как распределённый поисковый и аналитический движок, оптимизированный для быстрого индексирования и поиска (включая работу с разнородными данными в почти реальном времени), что делает его типовой «кандидатурой» для слоя поиска в документоориентированных системах. При этом его лицензионная эволюция (изменения 2021 года и добавление AGPL как опции в 2024 году) подчёркивает важность управления лицензиями Open Source‑компонентов в корпоративных внедрениях. </w:t>
       </w:r>
     </w:p>
     <w:p>
@@ -4895,23 +4071,7 @@
                 <w:rFonts w:ascii="Times New Roman" w:hAnsi="Times New Roman" w:cs="Times New Roman"/>
                 <w:color w:val="000000" w:themeColor="text1"/>
               </w:rPr>
-              <w:t>Управление документами и поручениями, контроль исполнения, в т.ч. управление заседаниями/протоколами; расширяемость опциями (</w:t>
-            </w:r>
-            <w:proofErr w:type="spellStart"/>
-            <w:r>
-              <w:rPr>
-                <w:rFonts w:ascii="Times New Roman" w:hAnsi="Times New Roman" w:cs="Times New Roman"/>
-                <w:color w:val="000000" w:themeColor="text1"/>
-              </w:rPr>
-              <w:t>web</w:t>
-            </w:r>
-            <w:proofErr w:type="spellEnd"/>
-            <w:r>
-              <w:rPr>
-                <w:rFonts w:ascii="Times New Roman" w:hAnsi="Times New Roman" w:cs="Times New Roman"/>
-                <w:color w:val="000000" w:themeColor="text1"/>
-              </w:rPr>
-              <w:t xml:space="preserve">‑доступ, внешние контуры, аналитика). </w:t>
+              <w:t xml:space="preserve">Управление документами и поручениями, контроль исполнения, в т.ч. управление заседаниями/протоколами; расширяемость опциями (web‑доступ, внешние контуры, аналитика). </w:t>
             </w:r>
           </w:p>
         </w:tc>
@@ -4961,55 +4121,7 @@
                 <w:rFonts w:ascii="Times New Roman" w:hAnsi="Times New Roman" w:cs="Times New Roman"/>
                 <w:color w:val="000000" w:themeColor="text1"/>
               </w:rPr>
-              <w:t xml:space="preserve">Обычно </w:t>
-            </w:r>
-            <w:proofErr w:type="spellStart"/>
-            <w:r>
-              <w:rPr>
-                <w:rFonts w:ascii="Times New Roman" w:hAnsi="Times New Roman" w:cs="Times New Roman"/>
-                <w:color w:val="000000" w:themeColor="text1"/>
-              </w:rPr>
-              <w:t>on‑premise</w:t>
-            </w:r>
-            <w:proofErr w:type="spellEnd"/>
-            <w:r>
-              <w:rPr>
-                <w:rFonts w:ascii="Times New Roman" w:hAnsi="Times New Roman" w:cs="Times New Roman"/>
-                <w:color w:val="000000" w:themeColor="text1"/>
-              </w:rPr>
-              <w:t xml:space="preserve">; возможен </w:t>
-            </w:r>
-            <w:proofErr w:type="spellStart"/>
-            <w:r>
-              <w:rPr>
-                <w:rFonts w:ascii="Times New Roman" w:hAnsi="Times New Roman" w:cs="Times New Roman"/>
-                <w:color w:val="000000" w:themeColor="text1"/>
-              </w:rPr>
-              <w:t>web</w:t>
-            </w:r>
-            <w:proofErr w:type="spellEnd"/>
-            <w:r>
-              <w:rPr>
-                <w:rFonts w:ascii="Times New Roman" w:hAnsi="Times New Roman" w:cs="Times New Roman"/>
-                <w:color w:val="000000" w:themeColor="text1"/>
-              </w:rPr>
-              <w:t>‑доступ (подсистема ДЕЛО‑</w:t>
-            </w:r>
-            <w:proofErr w:type="spellStart"/>
-            <w:r>
-              <w:rPr>
-                <w:rFonts w:ascii="Times New Roman" w:hAnsi="Times New Roman" w:cs="Times New Roman"/>
-                <w:color w:val="000000" w:themeColor="text1"/>
-              </w:rPr>
-              <w:t>Web</w:t>
-            </w:r>
-            <w:proofErr w:type="spellEnd"/>
-            <w:r>
-              <w:rPr>
-                <w:rFonts w:ascii="Times New Roman" w:hAnsi="Times New Roman" w:cs="Times New Roman"/>
-                <w:color w:val="000000" w:themeColor="text1"/>
-              </w:rPr>
-              <w:t xml:space="preserve">). </w:t>
+              <w:t xml:space="preserve">Обычно on‑premise; возможен web‑доступ (подсистема ДЕЛО‑Web). </w:t>
             </w:r>
           </w:p>
         </w:tc>
@@ -5113,23 +4225,7 @@
                 <w:rFonts w:ascii="Times New Roman" w:hAnsi="Times New Roman" w:cs="Times New Roman"/>
                 <w:color w:val="000000" w:themeColor="text1"/>
               </w:rPr>
-              <w:t>«1</w:t>
-            </w:r>
-            <w:proofErr w:type="gramStart"/>
-            <w:r>
-              <w:rPr>
-                <w:rFonts w:ascii="Times New Roman" w:hAnsi="Times New Roman" w:cs="Times New Roman"/>
-                <w:color w:val="000000" w:themeColor="text1"/>
-              </w:rPr>
-              <w:t>С:Документооборот</w:t>
-            </w:r>
-            <w:proofErr w:type="gramEnd"/>
-            <w:r>
-              <w:rPr>
-                <w:rFonts w:ascii="Times New Roman" w:hAnsi="Times New Roman" w:cs="Times New Roman"/>
-                <w:color w:val="000000" w:themeColor="text1"/>
-              </w:rPr>
-              <w:t>» (Фирма «1С»)</w:t>
+              <w:t>«1С:Документооборот» (Фирма «1С»)</w:t>
             </w:r>
           </w:p>
         </w:tc>
@@ -5219,37 +4315,12 @@
                 <w:color w:val="000000" w:themeColor="text1"/>
               </w:rPr>
             </w:pPr>
-            <w:proofErr w:type="spellStart"/>
             <w:r>
               <w:rPr>
                 <w:rFonts w:ascii="Times New Roman" w:hAnsi="Times New Roman" w:cs="Times New Roman"/>
                 <w:color w:val="000000" w:themeColor="text1"/>
               </w:rPr>
-              <w:t>On‑premise</w:t>
-            </w:r>
-            <w:proofErr w:type="spellEnd"/>
-            <w:r>
-              <w:rPr>
-                <w:rFonts w:ascii="Times New Roman" w:hAnsi="Times New Roman" w:cs="Times New Roman"/>
-                <w:color w:val="000000" w:themeColor="text1"/>
-              </w:rPr>
-              <w:t xml:space="preserve"> на платформе «1</w:t>
-            </w:r>
-            <w:proofErr w:type="gramStart"/>
-            <w:r>
-              <w:rPr>
-                <w:rFonts w:ascii="Times New Roman" w:hAnsi="Times New Roman" w:cs="Times New Roman"/>
-                <w:color w:val="000000" w:themeColor="text1"/>
-              </w:rPr>
-              <w:t>С:Предприятие</w:t>
-            </w:r>
-            <w:proofErr w:type="gramEnd"/>
-            <w:r>
-              <w:rPr>
-                <w:rFonts w:ascii="Times New Roman" w:hAnsi="Times New Roman" w:cs="Times New Roman"/>
-                <w:color w:val="000000" w:themeColor="text1"/>
-              </w:rPr>
-              <w:t xml:space="preserve">»; удалённая работа через тонкий/веб‑клиент; возможны облачные модели размещения через сервисную инфраструктуру/провайдеров. </w:t>
+              <w:t xml:space="preserve">On‑premise на платформе «1С:Предприятие»; удалённая работа через тонкий/веб‑клиент; возможны облачные модели размещения через сервисную инфраструктуру/провайдеров. </w:t>
             </w:r>
           </w:p>
         </w:tc>
@@ -5338,38 +4409,13 @@
                 <w:color w:val="000000" w:themeColor="text1"/>
               </w:rPr>
             </w:pPr>
-            <w:proofErr w:type="spellStart"/>
             <w:r>
               <w:rPr>
                 <w:rFonts w:ascii="Times New Roman" w:hAnsi="Times New Roman" w:cs="Times New Roman"/>
                 <w:color w:val="000000" w:themeColor="text1"/>
               </w:rPr>
               <w:lastRenderedPageBreak/>
-              <w:t>Directum</w:t>
-            </w:r>
-            <w:proofErr w:type="spellEnd"/>
-            <w:r>
-              <w:rPr>
-                <w:rFonts w:ascii="Times New Roman" w:hAnsi="Times New Roman" w:cs="Times New Roman"/>
-                <w:color w:val="000000" w:themeColor="text1"/>
-              </w:rPr>
-              <w:t xml:space="preserve"> RX (</w:t>
-            </w:r>
-            <w:proofErr w:type="spellStart"/>
-            <w:r>
-              <w:rPr>
-                <w:rFonts w:ascii="Times New Roman" w:hAnsi="Times New Roman" w:cs="Times New Roman"/>
-                <w:color w:val="000000" w:themeColor="text1"/>
-              </w:rPr>
-              <w:t>Directum</w:t>
-            </w:r>
-            <w:proofErr w:type="spellEnd"/>
-            <w:r>
-              <w:rPr>
-                <w:rFonts w:ascii="Times New Roman" w:hAnsi="Times New Roman" w:cs="Times New Roman"/>
-                <w:color w:val="000000" w:themeColor="text1"/>
-              </w:rPr>
-              <w:t>)</w:t>
+              <w:t>Directum RX (Directum)</w:t>
             </w:r>
           </w:p>
         </w:tc>
@@ -5450,55 +4496,7 @@
                 <w:rFonts w:ascii="Times New Roman" w:hAnsi="Times New Roman" w:cs="Times New Roman"/>
                 <w:color w:val="000000" w:themeColor="text1"/>
               </w:rPr>
-              <w:t xml:space="preserve">Возможны </w:t>
-            </w:r>
-            <w:proofErr w:type="spellStart"/>
-            <w:r>
-              <w:rPr>
-                <w:rFonts w:ascii="Times New Roman" w:hAnsi="Times New Roman" w:cs="Times New Roman"/>
-                <w:color w:val="000000" w:themeColor="text1"/>
-              </w:rPr>
-              <w:t>on‑premise</w:t>
-            </w:r>
-            <w:proofErr w:type="spellEnd"/>
-            <w:r>
-              <w:rPr>
-                <w:rFonts w:ascii="Times New Roman" w:hAnsi="Times New Roman" w:cs="Times New Roman"/>
-                <w:color w:val="000000" w:themeColor="text1"/>
-              </w:rPr>
-              <w:t xml:space="preserve"> и облачные модели (</w:t>
-            </w:r>
-            <w:proofErr w:type="spellStart"/>
-            <w:r>
-              <w:rPr>
-                <w:rFonts w:ascii="Times New Roman" w:hAnsi="Times New Roman" w:cs="Times New Roman"/>
-                <w:color w:val="000000" w:themeColor="text1"/>
-              </w:rPr>
-              <w:t>SaaS</w:t>
-            </w:r>
-            <w:proofErr w:type="spellEnd"/>
-            <w:r>
-              <w:rPr>
-                <w:rFonts w:ascii="Times New Roman" w:hAnsi="Times New Roman" w:cs="Times New Roman"/>
-                <w:color w:val="000000" w:themeColor="text1"/>
-              </w:rPr>
-              <w:t xml:space="preserve"> упоминается как модель поставки; практики выбора «облако </w:t>
-            </w:r>
-            <w:proofErr w:type="spellStart"/>
-            <w:r>
-              <w:rPr>
-                <w:rFonts w:ascii="Times New Roman" w:hAnsi="Times New Roman" w:cs="Times New Roman"/>
-                <w:color w:val="000000" w:themeColor="text1"/>
-              </w:rPr>
-              <w:t>vs</w:t>
-            </w:r>
-            <w:proofErr w:type="spellEnd"/>
-            <w:r>
-              <w:rPr>
-                <w:rFonts w:ascii="Times New Roman" w:hAnsi="Times New Roman" w:cs="Times New Roman"/>
-                <w:color w:val="000000" w:themeColor="text1"/>
-              </w:rPr>
-              <w:t xml:space="preserve"> локально» обсуждаются вендором).</w:t>
+              <w:t>Возможны on‑premise и облачные модели (SaaS упоминается как модель поставки; практики выбора «облако vs локально» обсуждаются вендором).</w:t>
             </w:r>
           </w:p>
         </w:tc>
@@ -5587,37 +4585,12 @@
                 <w:color w:val="000000" w:themeColor="text1"/>
               </w:rPr>
             </w:pPr>
-            <w:proofErr w:type="spellStart"/>
             <w:r>
               <w:rPr>
                 <w:rFonts w:ascii="Times New Roman" w:hAnsi="Times New Roman" w:cs="Times New Roman"/>
                 <w:color w:val="000000" w:themeColor="text1"/>
               </w:rPr>
-              <w:t>Docsvision</w:t>
-            </w:r>
-            <w:proofErr w:type="spellEnd"/>
-            <w:r>
-              <w:rPr>
-                <w:rFonts w:ascii="Times New Roman" w:hAnsi="Times New Roman" w:cs="Times New Roman"/>
-                <w:color w:val="000000" w:themeColor="text1"/>
-              </w:rPr>
-              <w:t xml:space="preserve"> (</w:t>
-            </w:r>
-            <w:proofErr w:type="spellStart"/>
-            <w:r>
-              <w:rPr>
-                <w:rFonts w:ascii="Times New Roman" w:hAnsi="Times New Roman" w:cs="Times New Roman"/>
-                <w:color w:val="000000" w:themeColor="text1"/>
-              </w:rPr>
-              <w:t>Docsvision</w:t>
-            </w:r>
-            <w:proofErr w:type="spellEnd"/>
-            <w:r>
-              <w:rPr>
-                <w:rFonts w:ascii="Times New Roman" w:hAnsi="Times New Roman" w:cs="Times New Roman"/>
-                <w:color w:val="000000" w:themeColor="text1"/>
-              </w:rPr>
-              <w:t>)</w:t>
+              <w:t>Docsvision (Docsvision)</w:t>
             </w:r>
           </w:p>
         </w:tc>
@@ -5644,23 +4617,7 @@
                 <w:rFonts w:ascii="Times New Roman" w:hAnsi="Times New Roman" w:cs="Times New Roman"/>
                 <w:color w:val="000000" w:themeColor="text1"/>
               </w:rPr>
-              <w:t xml:space="preserve">СЭД/ECM‑платформа; </w:t>
-            </w:r>
-            <w:proofErr w:type="spellStart"/>
-            <w:r>
-              <w:rPr>
-                <w:rFonts w:ascii="Times New Roman" w:hAnsi="Times New Roman" w:cs="Times New Roman"/>
-                <w:color w:val="000000" w:themeColor="text1"/>
-              </w:rPr>
-              <w:t>web</w:t>
-            </w:r>
-            <w:proofErr w:type="spellEnd"/>
-            <w:r>
-              <w:rPr>
-                <w:rFonts w:ascii="Times New Roman" w:hAnsi="Times New Roman" w:cs="Times New Roman"/>
-                <w:color w:val="000000" w:themeColor="text1"/>
-              </w:rPr>
-              <w:t xml:space="preserve">‑клиент как полнофункциональное рабочее место через браузер; вендор описывает эффекты внедрения для делопроизводства и контроля исполнения. </w:t>
+              <w:t xml:space="preserve">СЭД/ECM‑платформа; web‑клиент как полнофункциональное рабочее место через браузер; вендор описывает эффекты внедрения для делопроизводства и контроля исполнения. </w:t>
             </w:r>
           </w:p>
         </w:tc>
@@ -5714,39 +4671,7 @@
                 <w:rFonts w:ascii="Times New Roman" w:hAnsi="Times New Roman" w:cs="Times New Roman"/>
                 <w:color w:val="000000" w:themeColor="text1"/>
               </w:rPr>
-              <w:t xml:space="preserve">Обычно </w:t>
-            </w:r>
-            <w:proofErr w:type="spellStart"/>
-            <w:r>
-              <w:rPr>
-                <w:rFonts w:ascii="Times New Roman" w:hAnsi="Times New Roman" w:cs="Times New Roman"/>
-                <w:color w:val="000000" w:themeColor="text1"/>
-              </w:rPr>
-              <w:t>on‑premise</w:t>
-            </w:r>
-            <w:proofErr w:type="spellEnd"/>
-            <w:r>
-              <w:rPr>
-                <w:rFonts w:ascii="Times New Roman" w:hAnsi="Times New Roman" w:cs="Times New Roman"/>
-                <w:color w:val="000000" w:themeColor="text1"/>
-              </w:rPr>
-              <w:t xml:space="preserve">; доступ через </w:t>
-            </w:r>
-            <w:proofErr w:type="spellStart"/>
-            <w:r>
-              <w:rPr>
-                <w:rFonts w:ascii="Times New Roman" w:hAnsi="Times New Roman" w:cs="Times New Roman"/>
-                <w:color w:val="000000" w:themeColor="text1"/>
-              </w:rPr>
-              <w:t>web</w:t>
-            </w:r>
-            <w:proofErr w:type="spellEnd"/>
-            <w:r>
-              <w:rPr>
-                <w:rFonts w:ascii="Times New Roman" w:hAnsi="Times New Roman" w:cs="Times New Roman"/>
-                <w:color w:val="000000" w:themeColor="text1"/>
-              </w:rPr>
-              <w:t xml:space="preserve">‑клиент (кроссплатформенно) и интеграционные модули. </w:t>
+              <w:t xml:space="preserve">Обычно on‑premise; доступ через web‑клиент (кроссплатформенно) и интеграционные модули. </w:t>
             </w:r>
           </w:p>
         </w:tc>
@@ -5833,23 +4758,7 @@
           <w:sz w:val="28"/>
           <w:szCs w:val="28"/>
         </w:rPr>
-        <w:t>Таблица показывает структурное сходство СЭД как класса (регистрация, маршрутизация, контроль, хранение) при различиях в модели лицензирования, архитектуре доступа и «</w:t>
-      </w:r>
-      <w:proofErr w:type="spellStart"/>
-      <w:r>
-        <w:rPr>
-          <w:sz w:val="28"/>
-          <w:szCs w:val="28"/>
-        </w:rPr>
-        <w:t>экосистемности</w:t>
-      </w:r>
-      <w:proofErr w:type="spellEnd"/>
-      <w:r>
-        <w:rPr>
-          <w:sz w:val="28"/>
-          <w:szCs w:val="28"/>
-        </w:rPr>
-        <w:t xml:space="preserve">» интеграций. Именно эти различия обычно определяют «стоимость владения» и риски внедрения: лицензии </w:t>
+        <w:t xml:space="preserve">Таблица показывает структурное сходство СЭД как класса (регистрация, маршрутизация, контроль, хранение) при различиях в модели лицензирования, архитектуре доступа и «экосистемности» интеграций. Именно эти различия обычно определяют «стоимость владения» и риски внедрения: лицензии </w:t>
       </w:r>
       <w:r>
         <w:rPr>
@@ -5995,23 +4904,7 @@
           <w:sz w:val="28"/>
           <w:szCs w:val="28"/>
         </w:rPr>
-        <w:t>Технический риск связан с совместимостью форматов и «долгоживущих» представлений документа. В межведомственном обмене нормативно закрепляются конкретные форматы (например, PDF/A‑1 для текста) и транспортные контейнеры, а переход на новые версии форматов имеет жёсткие даты (например, 01.09.2026 для версии 3.0). Соответственно, организации должны заранее планировать модернизацию СЭД, иначе формально корректный документ может стать «</w:t>
-      </w:r>
-      <w:proofErr w:type="spellStart"/>
-      <w:r>
-        <w:rPr>
-          <w:sz w:val="28"/>
-          <w:szCs w:val="28"/>
-        </w:rPr>
-        <w:t>непринимаемым</w:t>
-      </w:r>
-      <w:proofErr w:type="spellEnd"/>
-      <w:r>
-        <w:rPr>
-          <w:sz w:val="28"/>
-          <w:szCs w:val="28"/>
-        </w:rPr>
-        <w:t xml:space="preserve">» внешним контуром. </w:t>
+        <w:t xml:space="preserve">Технический риск связан с совместимостью форматов и «долгоживущих» представлений документа. В межведомственном обмене нормативно закрепляются конкретные форматы (например, PDF/A‑1 для текста) и транспортные контейнеры, а переход на новые версии форматов имеет жёсткие даты (например, 01.09.2026 для версии 3.0). Соответственно, организации должны заранее планировать модернизацию СЭД, иначе формально корректный документ может стать «непринимаемым» внешним контуром. </w:t>
       </w:r>
     </w:p>
     <w:p>
@@ -6044,21 +4937,12 @@
           <w:szCs w:val="28"/>
         </w:rPr>
       </w:pPr>
-      <w:proofErr w:type="spellStart"/>
-      <w:r>
-        <w:rPr>
-          <w:sz w:val="28"/>
-          <w:szCs w:val="28"/>
-        </w:rPr>
-        <w:t>Киберриски</w:t>
-      </w:r>
-      <w:proofErr w:type="spellEnd"/>
-      <w:r>
-        <w:rPr>
-          <w:sz w:val="28"/>
-          <w:szCs w:val="28"/>
-        </w:rPr>
-        <w:t xml:space="preserve"> становятся системными, поскольку СЭД аккумулирует управленческую, кадровую и договорную информацию. Для организаций, подпадающих под регулирование КИИ, действуют специальные требования федерального закона и подзаконных актов, а для многих инфраструктурных контуров ориентиром выступают меры защиты информации и регламентация процедур безопасности. </w:t>
+      <w:r>
+        <w:rPr>
+          <w:sz w:val="28"/>
+          <w:szCs w:val="28"/>
+        </w:rPr>
+        <w:t xml:space="preserve">Киберриски становятся системными, поскольку СЭД аккумулирует управленческую, кадровую и договорную информацию. Для организаций, подпадающих под регулирование КИИ, действуют специальные требования федерального закона и подзаконных актов, а для многих инфраструктурных контуров ориентиром выступают меры защиты информации и регламентация процедур безопасности. </w:t>
       </w:r>
     </w:p>
     <w:p>
@@ -6080,28 +4964,19 @@
         <w:lastRenderedPageBreak/>
         <w:t xml:space="preserve">Кадровый и организационный риск связан с тем, что цифровизация делопроизводства требует междисциплинарной компетенции: документоведение/архивоведение + ИТ‑архитектура + информационная безопасность + управление изменениями. Исследовательские работы по управлению документами в цифровой экономике фиксируют, что «переход» </w:t>
       </w:r>
-      <w:proofErr w:type="gramStart"/>
-      <w:r>
-        <w:rPr>
-          <w:sz w:val="28"/>
-          <w:szCs w:val="28"/>
-        </w:rPr>
-        <w:t>-</w:t>
-      </w:r>
-      <w:r>
-        <w:rPr>
-          <w:sz w:val="28"/>
-          <w:szCs w:val="28"/>
-        </w:rPr>
-        <w:t>это</w:t>
-      </w:r>
-      <w:proofErr w:type="gramEnd"/>
-      <w:r>
-        <w:rPr>
-          <w:sz w:val="28"/>
-          <w:szCs w:val="28"/>
-        </w:rPr>
-        <w:t xml:space="preserve"> не только внедрение ПО, но и перестройка регламентов, полномочий, ответственности и культуры работы с документами. </w:t>
+      <w:r>
+        <w:rPr>
+          <w:sz w:val="28"/>
+          <w:szCs w:val="28"/>
+        </w:rPr>
+        <w:t>-</w:t>
+      </w:r>
+      <w:r>
+        <w:rPr>
+          <w:sz w:val="28"/>
+          <w:szCs w:val="28"/>
+        </w:rPr>
+        <w:t xml:space="preserve">это не только внедрение ПО, но и перестройка регламентов, полномочий, ответственности и культуры работы с документами. </w:t>
       </w:r>
     </w:p>
     <w:p>
@@ -6134,55 +5009,7 @@
           <w:sz w:val="28"/>
           <w:szCs w:val="28"/>
         </w:rPr>
-        <w:t xml:space="preserve">зависимость от программных компонентов и лицензий, включая </w:t>
-      </w:r>
-      <w:proofErr w:type="spellStart"/>
-      <w:r>
-        <w:rPr>
-          <w:sz w:val="28"/>
-          <w:szCs w:val="28"/>
-        </w:rPr>
-        <w:t>Open</w:t>
-      </w:r>
-      <w:proofErr w:type="spellEnd"/>
-      <w:r>
-        <w:rPr>
-          <w:sz w:val="28"/>
-          <w:szCs w:val="28"/>
-        </w:rPr>
-        <w:t xml:space="preserve"> </w:t>
-      </w:r>
-      <w:proofErr w:type="spellStart"/>
-      <w:r>
-        <w:rPr>
-          <w:sz w:val="28"/>
-          <w:szCs w:val="28"/>
-        </w:rPr>
-        <w:t>Source</w:t>
-      </w:r>
-      <w:proofErr w:type="spellEnd"/>
-      <w:r>
-        <w:rPr>
-          <w:sz w:val="28"/>
-          <w:szCs w:val="28"/>
-        </w:rPr>
-        <w:t xml:space="preserve">‑части технологического стека (поиск, интеграционные шины и др.). Эволюция лицензирования </w:t>
-      </w:r>
-      <w:proofErr w:type="spellStart"/>
-      <w:r>
-        <w:rPr>
-          <w:sz w:val="28"/>
-          <w:szCs w:val="28"/>
-        </w:rPr>
-        <w:t>Elasticsearch</w:t>
-      </w:r>
-      <w:proofErr w:type="spellEnd"/>
-      <w:r>
-        <w:rPr>
-          <w:sz w:val="28"/>
-          <w:szCs w:val="28"/>
-        </w:rPr>
-        <w:t xml:space="preserve"> демонстрирует, что условия использования компонентов могут меняться (SSPL/ELv2 и добавление AGPL как опции), а значит, организация должна иметь практику правовой экспертизы ИТ‑компонентов и сопровождения их легального статуса. </w:t>
+        <w:t xml:space="preserve">зависимость от программных компонентов и лицензий, включая Open Source‑части технологического стека (поиск, интеграционные шины и др.). Эволюция лицензирования Elasticsearch демонстрирует, что условия использования компонентов могут меняться (SSPL/ELv2 и добавление AGPL как опции), а значит, организация должна иметь практику правовой экспертизы ИТ‑компонентов и сопровождения их легального статуса. </w:t>
       </w:r>
     </w:p>
     <w:bookmarkEnd w:id="7"/>
@@ -6307,23 +5134,7 @@
           <w:sz w:val="28"/>
           <w:szCs w:val="28"/>
         </w:rPr>
-        <w:t>В образовательном секторе репрезентативен кейс внедрения «1</w:t>
-      </w:r>
-      <w:proofErr w:type="gramStart"/>
-      <w:r>
-        <w:rPr>
-          <w:sz w:val="28"/>
-          <w:szCs w:val="28"/>
-        </w:rPr>
-        <w:t>С:Документооборот</w:t>
-      </w:r>
-      <w:proofErr w:type="gramEnd"/>
-      <w:r>
-        <w:rPr>
-          <w:sz w:val="28"/>
-          <w:szCs w:val="28"/>
-        </w:rPr>
-        <w:t xml:space="preserve"> государственного учреждения» в Тюменский государственный медицинский университет: опубликованы количественные эффекты по отдельным процессам (например, сокращение времени подготовки документов по движению студенческого состава на 20% и по оплате труда на 12%), а также организационные результаты (ввод регламентных документов и рост вовлечённости персонала). Это иллюстрирует важный тезис: эффект достигается не «покупкой ПО», а связкой «ПО + методология + регламенты + интеграции». </w:t>
+        <w:t xml:space="preserve">В образовательном секторе репрезентативен кейс внедрения «1С:Документооборот государственного учреждения» в Тюменский государственный медицинский университет: опубликованы количественные эффекты по отдельным процессам (например, сокращение времени подготовки документов по движению студенческого состава на 20% и по оплате труда на 12%), а также организационные результаты (ввод регламентных документов и рост вовлечённости персонала). Это иллюстрирует важный тезис: эффект достигается не «покупкой ПО», а связкой «ПО + методология + регламенты + интеграции». </w:t>
       </w:r>
     </w:p>
     <w:p>
@@ -6342,40 +5153,7 @@
           <w:sz w:val="28"/>
           <w:szCs w:val="28"/>
         </w:rPr>
-        <w:t xml:space="preserve">В коммерческом секторе можно выделить кейс внедрения электронного документооборота на базе </w:t>
-      </w:r>
-      <w:proofErr w:type="spellStart"/>
-      <w:r>
-        <w:rPr>
-          <w:sz w:val="28"/>
-          <w:szCs w:val="28"/>
-        </w:rPr>
-        <w:t>Directum</w:t>
-      </w:r>
-      <w:proofErr w:type="spellEnd"/>
-      <w:r>
-        <w:rPr>
-          <w:sz w:val="28"/>
-          <w:szCs w:val="28"/>
-        </w:rPr>
-        <w:t xml:space="preserve"> RX в ООО «ФЗ </w:t>
-      </w:r>
-      <w:proofErr w:type="spellStart"/>
-      <w:proofErr w:type="gramStart"/>
-      <w:r>
-        <w:rPr>
-          <w:sz w:val="28"/>
-          <w:szCs w:val="28"/>
-        </w:rPr>
-        <w:t>Иммуннолекс</w:t>
-      </w:r>
-      <w:proofErr w:type="spellEnd"/>
-      <w:r>
-        <w:rPr>
-          <w:sz w:val="28"/>
-          <w:szCs w:val="28"/>
-        </w:rPr>
-        <w:t>»</w:t>
+        <w:t>В коммерческом секторе можно выделить кейс внедрения электронного документооборота на базе Directum RX в ООО «ФЗ Иммуннолекс»</w:t>
       </w:r>
       <w:r>
         <w:rPr>
@@ -6396,15 +5174,7 @@
           <w:sz w:val="28"/>
           <w:szCs w:val="28"/>
         </w:rPr>
-        <w:t>(</w:t>
-      </w:r>
-      <w:proofErr w:type="gramEnd"/>
-      <w:r>
-        <w:rPr>
-          <w:sz w:val="28"/>
-          <w:szCs w:val="28"/>
-        </w:rPr>
-        <w:t xml:space="preserve">фармацевтическая компания): в форме интервью обсуждаются мотивы цифровизации и организационные изменения, связанные с переходом на </w:t>
+        <w:t xml:space="preserve">(фармацевтическая компания): в форме интервью обсуждаются мотивы цифровизации и организационные изменения, связанные с переходом на </w:t>
       </w:r>
       <w:r>
         <w:rPr>
@@ -6478,39 +5248,7 @@
           <w:sz w:val="28"/>
           <w:szCs w:val="28"/>
         </w:rPr>
-        <w:t xml:space="preserve">На уровне государственной архитектуры важен запуск ЕИП </w:t>
-      </w:r>
-      <w:proofErr w:type="spellStart"/>
-      <w:r>
-        <w:rPr>
-          <w:sz w:val="28"/>
-          <w:szCs w:val="28"/>
-        </w:rPr>
-        <w:t>ГосЭДО</w:t>
-      </w:r>
-      <w:proofErr w:type="spellEnd"/>
-      <w:r>
-        <w:rPr>
-          <w:sz w:val="28"/>
-          <w:szCs w:val="28"/>
-        </w:rPr>
-        <w:t xml:space="preserve"> и ГИС ТОР СЭД как типовых решений для делопроизводства и межведомственного взаимодействия, а также закрепление единых форматов обмена приказами </w:t>
-      </w:r>
-      <w:proofErr w:type="spellStart"/>
-      <w:r>
-        <w:rPr>
-          <w:sz w:val="28"/>
-          <w:szCs w:val="28"/>
-        </w:rPr>
-        <w:t>Минцифры</w:t>
-      </w:r>
-      <w:proofErr w:type="spellEnd"/>
-      <w:r>
-        <w:rPr>
-          <w:sz w:val="28"/>
-          <w:szCs w:val="28"/>
-        </w:rPr>
-        <w:t xml:space="preserve">/ФСО. Показательно, что в публичных материалах подчёркивается масштаб подключений к единому пространству и рост зрелости СЭД в органах власти, что фактически делает межведомственный формат и транспортный контейнер «внешним стандартом», обязательным к учёту при внедрениях. </w:t>
+        <w:t xml:space="preserve">На уровне государственной архитектуры важен запуск ЕИП ГосЭДО и ГИС ТОР СЭД как типовых решений для делопроизводства и межведомственного взаимодействия, а также закрепление единых форматов обмена приказами Минцифры/ФСО. Показательно, что в публичных материалах подчёркивается масштаб подключений к единому пространству и рост зрелости СЭД в органах власти, что фактически делает межведомственный формат и транспортный контейнер «внешним стандартом», обязательным к учёту при внедрениях. </w:t>
       </w:r>
     </w:p>
     <w:p>
@@ -6699,8 +5437,6 @@
         </w:rPr>
       </w:pPr>
       <w:bookmarkStart w:id="10" w:name="_Toc223947172"/>
-      <w:bookmarkStart w:id="11" w:name="_GoBack"/>
-      <w:bookmarkEnd w:id="11"/>
       <w:r>
         <w:rPr>
           <w:rFonts w:ascii="Times New Roman" w:hAnsi="Times New Roman" w:cs="Times New Roman"/>
@@ -6715,19 +5451,28 @@
       </w:r>
       <w:bookmarkEnd w:id="10"/>
     </w:p>
+    <w:p/>
     <w:p>
       <w:pPr>
         <w:pStyle w:val="a0"/>
         <w:spacing w:line="360" w:lineRule="auto"/>
-        <w:ind w:firstLine="425"/>
         <w:jc w:val="both"/>
         <w:rPr>
           <w:b/>
           <w:bCs/>
-          <w:sz w:val="32"/>
-          <w:szCs w:val="32"/>
-        </w:rPr>
-      </w:pPr>
+          <w:sz w:val="36"/>
+          <w:szCs w:val="36"/>
+        </w:rPr>
+      </w:pPr>
+      <w:r>
+        <w:rPr>
+          <w:b/>
+          <w:bCs/>
+          <w:sz w:val="28"/>
+          <w:szCs w:val="28"/>
+        </w:rPr>
+        <w:t>Справочники: Подразделения, Кабинеты, Группы документов</w:t>
+      </w:r>
       <w:hyperlink r:id="rId6"/>
     </w:p>
     <w:p>
@@ -6744,6 +5489,270 @@
           <w:szCs w:val="28"/>
         </w:rPr>
       </w:pPr>
+      <w:r>
+        <w:rPr>
+          <w:b/>
+          <w:bCs/>
+          <w:sz w:val="28"/>
+          <w:szCs w:val="28"/>
+        </w:rPr>
+        <w:drawing>
+          <wp:inline distT="0" distB="0" distL="0" distR="0" wp14:anchorId="3A709B95" wp14:editId="1559E9FF">
+            <wp:extent cx="5940425" cy="3091815"/>
+            <wp:effectExtent l="0" t="0" r="3175" b="0"/>
+            <wp:docPr id="1" name="Рисунок 1"/>
+            <wp:cNvGraphicFramePr>
+              <a:graphicFrameLocks xmlns:a="http://schemas.openxmlformats.org/drawingml/2006/main" noChangeAspect="1"/>
+            </wp:cNvGraphicFramePr>
+            <a:graphic xmlns:a="http://schemas.openxmlformats.org/drawingml/2006/main">
+              <a:graphicData uri="http://schemas.openxmlformats.org/drawingml/2006/picture">
+                <pic:pic xmlns:pic="http://schemas.openxmlformats.org/drawingml/2006/picture">
+                  <pic:nvPicPr>
+                    <pic:cNvPr id="1" name=""/>
+                    <pic:cNvPicPr/>
+                  </pic:nvPicPr>
+                  <pic:blipFill>
+                    <a:blip r:embed="rId7"/>
+                    <a:stretch>
+                      <a:fillRect/>
+                    </a:stretch>
+                  </pic:blipFill>
+                  <pic:spPr>
+                    <a:xfrm>
+                      <a:off x="0" y="0"/>
+                      <a:ext cx="5940425" cy="3091815"/>
+                    </a:xfrm>
+                    <a:prstGeom prst="rect">
+                      <a:avLst/>
+                    </a:prstGeom>
+                  </pic:spPr>
+                </pic:pic>
+              </a:graphicData>
+            </a:graphic>
+          </wp:inline>
+        </w:drawing>
+      </w:r>
+      <w:r>
+        <w:rPr>
+          <w:b/>
+          <w:bCs/>
+          <w:sz w:val="28"/>
+          <w:szCs w:val="28"/>
+        </w:rPr>
+        <w:drawing>
+          <wp:inline distT="0" distB="0" distL="0" distR="0" wp14:anchorId="52376B05" wp14:editId="666B3F74">
+            <wp:extent cx="5940425" cy="3094355"/>
+            <wp:effectExtent l="0" t="0" r="3175" b="0"/>
+            <wp:docPr id="2" name="Рисунок 2"/>
+            <wp:cNvGraphicFramePr>
+              <a:graphicFrameLocks xmlns:a="http://schemas.openxmlformats.org/drawingml/2006/main" noChangeAspect="1"/>
+            </wp:cNvGraphicFramePr>
+            <a:graphic xmlns:a="http://schemas.openxmlformats.org/drawingml/2006/main">
+              <a:graphicData uri="http://schemas.openxmlformats.org/drawingml/2006/picture">
+                <pic:pic xmlns:pic="http://schemas.openxmlformats.org/drawingml/2006/picture">
+                  <pic:nvPicPr>
+                    <pic:cNvPr id="1" name=""/>
+                    <pic:cNvPicPr/>
+                  </pic:nvPicPr>
+                  <pic:blipFill>
+                    <a:blip r:embed="rId8"/>
+                    <a:stretch>
+                      <a:fillRect/>
+                    </a:stretch>
+                  </pic:blipFill>
+                  <pic:spPr>
+                    <a:xfrm>
+                      <a:off x="0" y="0"/>
+                      <a:ext cx="5940425" cy="3094355"/>
+                    </a:xfrm>
+                    <a:prstGeom prst="rect">
+                      <a:avLst/>
+                    </a:prstGeom>
+                  </pic:spPr>
+                </pic:pic>
+              </a:graphicData>
+            </a:graphic>
+          </wp:inline>
+        </w:drawing>
+      </w:r>
+    </w:p>
+    <w:p>
+      <w:pPr>
+        <w:widowControl/>
+        <w:autoSpaceDE/>
+        <w:autoSpaceDN/>
+        <w:adjustRightInd/>
+        <w:spacing w:after="160" w:line="259" w:lineRule="auto"/>
+        <w:rPr>
+          <w:b/>
+          <w:bCs/>
+          <w:sz w:val="28"/>
+          <w:szCs w:val="28"/>
+        </w:rPr>
+      </w:pPr>
+      <w:r>
+        <w:rPr>
+          <w:b/>
+          <w:bCs/>
+          <w:sz w:val="28"/>
+          <w:szCs w:val="28"/>
+        </w:rPr>
+        <w:lastRenderedPageBreak/>
+        <w:drawing>
+          <wp:inline distT="0" distB="0" distL="0" distR="0" wp14:anchorId="7FE10ECA" wp14:editId="3B02046D">
+            <wp:extent cx="5940425" cy="3075305"/>
+            <wp:effectExtent l="0" t="0" r="3175" b="0"/>
+            <wp:docPr id="3" name="Рисунок 3"/>
+            <wp:cNvGraphicFramePr>
+              <a:graphicFrameLocks xmlns:a="http://schemas.openxmlformats.org/drawingml/2006/main" noChangeAspect="1"/>
+            </wp:cNvGraphicFramePr>
+            <a:graphic xmlns:a="http://schemas.openxmlformats.org/drawingml/2006/main">
+              <a:graphicData uri="http://schemas.openxmlformats.org/drawingml/2006/picture">
+                <pic:pic xmlns:pic="http://schemas.openxmlformats.org/drawingml/2006/picture">
+                  <pic:nvPicPr>
+                    <pic:cNvPr id="1" name=""/>
+                    <pic:cNvPicPr/>
+                  </pic:nvPicPr>
+                  <pic:blipFill>
+                    <a:blip r:embed="rId9"/>
+                    <a:stretch>
+                      <a:fillRect/>
+                    </a:stretch>
+                  </pic:blipFill>
+                  <pic:spPr>
+                    <a:xfrm>
+                      <a:off x="0" y="0"/>
+                      <a:ext cx="5940425" cy="3075305"/>
+                    </a:xfrm>
+                    <a:prstGeom prst="rect">
+                      <a:avLst/>
+                    </a:prstGeom>
+                  </pic:spPr>
+                </pic:pic>
+              </a:graphicData>
+            </a:graphic>
+          </wp:inline>
+        </w:drawing>
+      </w:r>
+    </w:p>
+    <w:p>
+      <w:pPr>
+        <w:widowControl/>
+        <w:autoSpaceDE/>
+        <w:autoSpaceDN/>
+        <w:adjustRightInd/>
+        <w:spacing w:after="160" w:line="259" w:lineRule="auto"/>
+        <w:rPr>
+          <w:b/>
+          <w:bCs/>
+          <w:sz w:val="28"/>
+          <w:szCs w:val="28"/>
+        </w:rPr>
+      </w:pPr>
+      <w:r>
+        <w:rPr>
+          <w:b/>
+          <w:bCs/>
+          <w:sz w:val="28"/>
+          <w:szCs w:val="28"/>
+        </w:rPr>
+        <w:drawing>
+          <wp:inline distT="0" distB="0" distL="0" distR="0" wp14:anchorId="5D69990B" wp14:editId="2407FEB6">
+            <wp:extent cx="5940425" cy="3084830"/>
+            <wp:effectExtent l="0" t="0" r="3175" b="1270"/>
+            <wp:docPr id="4" name="Рисунок 4"/>
+            <wp:cNvGraphicFramePr>
+              <a:graphicFrameLocks xmlns:a="http://schemas.openxmlformats.org/drawingml/2006/main" noChangeAspect="1"/>
+            </wp:cNvGraphicFramePr>
+            <a:graphic xmlns:a="http://schemas.openxmlformats.org/drawingml/2006/main">
+              <a:graphicData uri="http://schemas.openxmlformats.org/drawingml/2006/picture">
+                <pic:pic xmlns:pic="http://schemas.openxmlformats.org/drawingml/2006/picture">
+                  <pic:nvPicPr>
+                    <pic:cNvPr id="1" name=""/>
+                    <pic:cNvPicPr/>
+                  </pic:nvPicPr>
+                  <pic:blipFill>
+                    <a:blip r:embed="rId10"/>
+                    <a:stretch>
+                      <a:fillRect/>
+                    </a:stretch>
+                  </pic:blipFill>
+                  <pic:spPr>
+                    <a:xfrm>
+                      <a:off x="0" y="0"/>
+                      <a:ext cx="5940425" cy="3084830"/>
+                    </a:xfrm>
+                    <a:prstGeom prst="rect">
+                      <a:avLst/>
+                    </a:prstGeom>
+                  </pic:spPr>
+                </pic:pic>
+              </a:graphicData>
+            </a:graphic>
+          </wp:inline>
+        </w:drawing>
+      </w:r>
+    </w:p>
+    <w:p>
+      <w:pPr>
+        <w:widowControl/>
+        <w:autoSpaceDE/>
+        <w:autoSpaceDN/>
+        <w:adjustRightInd/>
+        <w:spacing w:after="160" w:line="259" w:lineRule="auto"/>
+        <w:rPr>
+          <w:b/>
+          <w:bCs/>
+          <w:sz w:val="28"/>
+          <w:szCs w:val="28"/>
+        </w:rPr>
+      </w:pPr>
+      <w:bookmarkStart w:id="11" w:name="_GoBack"/>
+      <w:bookmarkEnd w:id="11"/>
+      <w:r>
+        <w:rPr>
+          <w:b/>
+          <w:bCs/>
+          <w:sz w:val="28"/>
+          <w:szCs w:val="28"/>
+        </w:rPr>
+        <w:lastRenderedPageBreak/>
+        <w:drawing>
+          <wp:inline distT="0" distB="0" distL="0" distR="0" wp14:anchorId="59339F5D" wp14:editId="2C27F5E6">
+            <wp:extent cx="5940425" cy="3113405"/>
+            <wp:effectExtent l="0" t="0" r="3175" b="0"/>
+            <wp:docPr id="5" name="Рисунок 5"/>
+            <wp:cNvGraphicFramePr>
+              <a:graphicFrameLocks xmlns:a="http://schemas.openxmlformats.org/drawingml/2006/main" noChangeAspect="1"/>
+            </wp:cNvGraphicFramePr>
+            <a:graphic xmlns:a="http://schemas.openxmlformats.org/drawingml/2006/main">
+              <a:graphicData uri="http://schemas.openxmlformats.org/drawingml/2006/picture">
+                <pic:pic xmlns:pic="http://schemas.openxmlformats.org/drawingml/2006/picture">
+                  <pic:nvPicPr>
+                    <pic:cNvPr id="1" name=""/>
+                    <pic:cNvPicPr/>
+                  </pic:nvPicPr>
+                  <pic:blipFill>
+                    <a:blip r:embed="rId11"/>
+                    <a:stretch>
+                      <a:fillRect/>
+                    </a:stretch>
+                  </pic:blipFill>
+                  <pic:spPr>
+                    <a:xfrm>
+                      <a:off x="0" y="0"/>
+                      <a:ext cx="5940425" cy="3113405"/>
+                    </a:xfrm>
+                    <a:prstGeom prst="rect">
+                      <a:avLst/>
+                    </a:prstGeom>
+                  </pic:spPr>
+                </pic:pic>
+              </a:graphicData>
+            </a:graphic>
+          </wp:inline>
+        </w:drawing>
+      </w:r>
       <w:r>
         <w:rPr>
           <w:b/>
@@ -9775,7 +8784,7 @@
 </file>
 
 <file path=customXml/itemProps1.xml><?xml version="1.0" encoding="utf-8"?>
-<ds:datastoreItem xmlns:ds="http://schemas.openxmlformats.org/officeDocument/2006/customXml" ds:itemID="{C00110F0-DA1F-4C82-ADA6-07845A416DBF}">
+<ds:datastoreItem xmlns:ds="http://schemas.openxmlformats.org/officeDocument/2006/customXml" ds:itemID="{7D2C7B0C-17BB-4651-9E4F-D76B6C6A7E00}">
   <ds:schemaRefs>
     <ds:schemaRef ds:uri="http://schemas.openxmlformats.org/officeDocument/2006/bibliography"/>
   </ds:schemaRefs>
